--- a/templates/sanitized/photo-report-mechanical.marked.docx
+++ b/templates/sanitized/photo-report-mechanical.marked.docx
@@ -3881,9 +3881,6 @@
       <w:p>
         <w:pPr>
           <w:pStyle w:val="Footer"/>
-          <w:pBdr>
-            <w:top w:val="single" w:sz="4" w:space="1" w:color="D9D9D9" w:themeColor="background1" w:themeShade="D9"/>
-          </w:pBdr>
           <w:jc w:val="right"/>
         </w:pPr>
         <w:r>
@@ -3921,6 +3918,9 @@
     </w:sdtContent>
   </w:sdt>
   <w:p>
+    <w:pPr>
+      <w:jc w:val="right"/>
+    </w:pPr>
     <w:r>
       <w:rPr>
         <w:sz w:val="16"/>
@@ -3959,6 +3959,7 @@
   <w:p>
     <w:pPr>
       <w:pStyle w:val="Footer"/>
+      <w:jc w:val="right"/>
       <w:rPr>
         <w:sz w:val="16"/>
         <w:szCs w:val="16"/>

--- a/templates/sanitized/photo-report-mechanical.marked.docx
+++ b/templates/sanitized/photo-report-mechanical.marked.docx
@@ -673,7 +673,7 @@
       </w:tblGrid>
       <w:tr>
         <w:trPr>
-          <w:trHeight w:hRule="exact" w:val="5632"/>
+          <w:trHeight w:hRule="atLeast" w:val="0"/>
         </w:trPr>
         <w:tc>
           <w:tcPr>
@@ -682,7 +682,7 @@
           </w:tcPr>
           <w:p>
             <w:pPr>
-              <w:spacing w:before="0" w:after="0" w:line="3700" w:lineRule="exact"/>
+              <w:spacing w:before="0" w:after="0" w:line="3940" w:lineRule="exact"/>
               <w:bidi/>
               <w:jc w:val="center"/>
               <w:rPr>
@@ -877,6 +877,7 @@
           </w:tbl>
           <w:p>
             <w:pPr>
+              <w:spacing w:before="0" w:after="0" w:line="20" w:lineRule="exact"/>
               <w:tabs>
                 <w:tab w:val="left" w:pos="868"/>
               </w:tabs>
@@ -884,9 +885,9 @@
               <w:jc w:val="center"/>
               <w:rPr>
                 <w:rFonts w:asciiTheme="majorBidi" w:hAnsiTheme="majorBidi" w:cstheme="majorBidi"/>
-                <w:sz w:val="24"/>
-                <w:szCs w:val="24"/>
                 <w:rtl/>
+                <w:sz w:val="2"/>
+                <w:szCs w:val="2"/>
               </w:rPr>
             </w:pPr>
           </w:p>
@@ -897,7 +898,7 @@
           </w:tcPr>
           <w:p>
             <w:pPr>
-              <w:spacing w:before="0" w:after="0" w:line="3700" w:lineRule="exact"/>
+              <w:spacing w:before="0" w:after="0" w:line="3940" w:lineRule="exact"/>
               <w:tabs>
                 <w:tab w:val="left" w:pos="868"/>
               </w:tabs>
@@ -1095,6 +1096,7 @@
           </w:tbl>
           <w:p>
             <w:pPr>
+              <w:spacing w:before="0" w:after="0" w:line="20" w:lineRule="exact"/>
               <w:tabs>
                 <w:tab w:val="left" w:pos="868"/>
               </w:tabs>
@@ -1102,9 +1104,9 @@
               <w:jc w:val="center"/>
               <w:rPr>
                 <w:rFonts w:asciiTheme="majorBidi" w:hAnsiTheme="majorBidi" w:cstheme="majorBidi"/>
-                <w:sz w:val="24"/>
-                <w:szCs w:val="24"/>
                 <w:lang w:eastAsia="en-GB"/>
+                <w:sz w:val="2"/>
+                <w:szCs w:val="2"/>
               </w:rPr>
             </w:pPr>
           </w:p>
@@ -1167,7 +1169,7 @@
       </w:tblGrid>
       <w:tr>
         <w:trPr>
-          <w:trHeight w:hRule="exact" w:val="5632"/>
+          <w:trHeight w:hRule="atLeast" w:val="0"/>
         </w:trPr>
         <w:tc>
           <w:tcPr>
@@ -1176,7 +1178,7 @@
           </w:tcPr>
           <w:p>
             <w:pPr>
-              <w:spacing w:before="0" w:after="0" w:line="3700" w:lineRule="exact"/>
+              <w:spacing w:before="0" w:after="0" w:line="3940" w:lineRule="exact"/>
               <w:bidi/>
               <w:jc w:val="center"/>
               <w:rPr>
@@ -1371,6 +1373,7 @@
           </w:tbl>
           <w:p>
             <w:pPr>
+              <w:spacing w:before="0" w:after="0" w:line="20" w:lineRule="exact"/>
               <w:tabs>
                 <w:tab w:val="left" w:pos="868"/>
               </w:tabs>
@@ -1378,9 +1381,9 @@
               <w:jc w:val="center"/>
               <w:rPr>
                 <w:rFonts w:asciiTheme="majorBidi" w:hAnsiTheme="majorBidi" w:cstheme="majorBidi"/>
-                <w:sz w:val="24"/>
-                <w:szCs w:val="24"/>
                 <w:rtl/>
+                <w:sz w:val="2"/>
+                <w:szCs w:val="2"/>
               </w:rPr>
             </w:pPr>
           </w:p>
@@ -1391,7 +1394,7 @@
           </w:tcPr>
           <w:p>
             <w:pPr>
-              <w:spacing w:before="0" w:after="0" w:line="3700" w:lineRule="exact"/>
+              <w:spacing w:before="0" w:after="0" w:line="3940" w:lineRule="exact"/>
               <w:tabs>
                 <w:tab w:val="left" w:pos="868"/>
               </w:tabs>
@@ -1589,6 +1592,7 @@
           </w:tbl>
           <w:p>
             <w:pPr>
+              <w:spacing w:before="0" w:after="0" w:line="20" w:lineRule="exact"/>
               <w:tabs>
                 <w:tab w:val="left" w:pos="868"/>
               </w:tabs>
@@ -1596,9 +1600,9 @@
               <w:jc w:val="center"/>
               <w:rPr>
                 <w:rFonts w:asciiTheme="majorBidi" w:hAnsiTheme="majorBidi" w:cstheme="majorBidi"/>
-                <w:sz w:val="24"/>
-                <w:szCs w:val="24"/>
                 <w:lang w:eastAsia="en-GB"/>
+                <w:sz w:val="2"/>
+                <w:szCs w:val="2"/>
               </w:rPr>
             </w:pPr>
           </w:p>
@@ -1606,7 +1610,7 @@
       </w:tr>
       <w:tr>
         <w:trPr>
-          <w:trHeight w:hRule="exact" w:val="5632"/>
+          <w:trHeight w:hRule="atLeast" w:val="0"/>
         </w:trPr>
         <w:tc>
           <w:tcPr>
@@ -1615,7 +1619,7 @@
           </w:tcPr>
           <w:p>
             <w:pPr>
-              <w:spacing w:before="0" w:after="0" w:line="3700" w:lineRule="exact"/>
+              <w:spacing w:before="0" w:after="0" w:line="3940" w:lineRule="exact"/>
               <w:bidi/>
               <w:jc w:val="center"/>
               <w:rPr>
@@ -1810,6 +1814,7 @@
           </w:tbl>
           <w:p>
             <w:pPr>
+              <w:spacing w:before="0" w:after="0" w:line="20" w:lineRule="exact"/>
               <w:tabs>
                 <w:tab w:val="left" w:pos="868"/>
               </w:tabs>
@@ -1817,9 +1822,9 @@
               <w:jc w:val="center"/>
               <w:rPr>
                 <w:rFonts w:asciiTheme="majorBidi" w:hAnsiTheme="majorBidi" w:cstheme="majorBidi"/>
-                <w:sz w:val="24"/>
-                <w:szCs w:val="24"/>
                 <w:rtl/>
+                <w:sz w:val="2"/>
+                <w:szCs w:val="2"/>
               </w:rPr>
             </w:pPr>
           </w:p>
@@ -1830,7 +1835,7 @@
           </w:tcPr>
           <w:p>
             <w:pPr>
-              <w:spacing w:before="0" w:after="0" w:line="3700" w:lineRule="exact"/>
+              <w:spacing w:before="0" w:after="0" w:line="3940" w:lineRule="exact"/>
               <w:tabs>
                 <w:tab w:val="left" w:pos="868"/>
               </w:tabs>
@@ -2028,6 +2033,7 @@
           </w:tbl>
           <w:p>
             <w:pPr>
+              <w:spacing w:before="0" w:after="0" w:line="20" w:lineRule="exact"/>
               <w:tabs>
                 <w:tab w:val="left" w:pos="868"/>
               </w:tabs>
@@ -2035,9 +2041,9 @@
               <w:jc w:val="center"/>
               <w:rPr>
                 <w:rFonts w:asciiTheme="majorBidi" w:hAnsiTheme="majorBidi" w:cstheme="majorBidi"/>
-                <w:sz w:val="24"/>
-                <w:szCs w:val="24"/>
                 <w:lang w:eastAsia="en-GB"/>
+                <w:sz w:val="2"/>
+                <w:szCs w:val="2"/>
               </w:rPr>
             </w:pPr>
           </w:p>
@@ -2045,7 +2051,7 @@
       </w:tr>
       <w:tr>
         <w:trPr>
-          <w:trHeight w:hRule="exact" w:val="5632"/>
+          <w:trHeight w:hRule="atLeast" w:val="0"/>
         </w:trPr>
         <w:tc>
           <w:tcPr>
@@ -2054,7 +2060,7 @@
           </w:tcPr>
           <w:p>
             <w:pPr>
-              <w:spacing w:before="0" w:after="0" w:line="3700" w:lineRule="exact"/>
+              <w:spacing w:before="0" w:after="0" w:line="3940" w:lineRule="exact"/>
               <w:bidi/>
               <w:jc w:val="center"/>
               <w:rPr>
@@ -2249,6 +2255,7 @@
           </w:tbl>
           <w:p>
             <w:pPr>
+              <w:spacing w:before="0" w:after="0" w:line="20" w:lineRule="exact"/>
               <w:tabs>
                 <w:tab w:val="left" w:pos="868"/>
               </w:tabs>
@@ -2256,9 +2263,9 @@
               <w:jc w:val="center"/>
               <w:rPr>
                 <w:rFonts w:asciiTheme="majorBidi" w:hAnsiTheme="majorBidi" w:cstheme="majorBidi"/>
-                <w:sz w:val="24"/>
-                <w:szCs w:val="24"/>
                 <w:rtl/>
+                <w:sz w:val="2"/>
+                <w:szCs w:val="2"/>
               </w:rPr>
             </w:pPr>
           </w:p>
@@ -2269,7 +2276,7 @@
           </w:tcPr>
           <w:p>
             <w:pPr>
-              <w:spacing w:before="0" w:after="0" w:line="3700" w:lineRule="exact"/>
+              <w:spacing w:before="0" w:after="0" w:line="3940" w:lineRule="exact"/>
               <w:tabs>
                 <w:tab w:val="left" w:pos="868"/>
               </w:tabs>
@@ -2467,6 +2474,7 @@
           </w:tbl>
           <w:p>
             <w:pPr>
+              <w:spacing w:before="0" w:after="0" w:line="20" w:lineRule="exact"/>
               <w:tabs>
                 <w:tab w:val="left" w:pos="868"/>
               </w:tabs>
@@ -2474,9 +2482,9 @@
               <w:jc w:val="center"/>
               <w:rPr>
                 <w:rFonts w:asciiTheme="majorBidi" w:hAnsiTheme="majorBidi" w:cstheme="majorBidi"/>
-                <w:sz w:val="24"/>
-                <w:szCs w:val="24"/>
                 <w:lang w:eastAsia="en-GB"/>
+                <w:sz w:val="2"/>
+                <w:szCs w:val="2"/>
               </w:rPr>
             </w:pPr>
           </w:p>
@@ -2484,7 +2492,7 @@
       </w:tr>
       <w:tr>
         <w:trPr>
-          <w:trHeight w:hRule="exact" w:val="5632"/>
+          <w:trHeight w:hRule="atLeast" w:val="0"/>
         </w:trPr>
         <w:tc>
           <w:tcPr>
@@ -2493,7 +2501,7 @@
           </w:tcPr>
           <w:p>
             <w:pPr>
-              <w:spacing w:before="0" w:after="0" w:line="3700" w:lineRule="exact"/>
+              <w:spacing w:before="0" w:after="0" w:line="3940" w:lineRule="exact"/>
               <w:bidi/>
               <w:jc w:val="center"/>
               <w:rPr>
@@ -2688,6 +2696,7 @@
           </w:tbl>
           <w:p>
             <w:pPr>
+              <w:spacing w:before="0" w:after="0" w:line="20" w:lineRule="exact"/>
               <w:tabs>
                 <w:tab w:val="left" w:pos="868"/>
               </w:tabs>
@@ -2695,9 +2704,9 @@
               <w:jc w:val="center"/>
               <w:rPr>
                 <w:rFonts w:asciiTheme="majorBidi" w:hAnsiTheme="majorBidi" w:cstheme="majorBidi"/>
-                <w:sz w:val="24"/>
-                <w:szCs w:val="24"/>
                 <w:rtl/>
+                <w:sz w:val="2"/>
+                <w:szCs w:val="2"/>
               </w:rPr>
             </w:pPr>
           </w:p>
@@ -2708,7 +2717,7 @@
           </w:tcPr>
           <w:p>
             <w:pPr>
-              <w:spacing w:before="0" w:after="0" w:line="3700" w:lineRule="exact"/>
+              <w:spacing w:before="0" w:after="0" w:line="3940" w:lineRule="exact"/>
               <w:tabs>
                 <w:tab w:val="left" w:pos="868"/>
               </w:tabs>
@@ -2906,6 +2915,7 @@
           </w:tbl>
           <w:p>
             <w:pPr>
+              <w:spacing w:before="0" w:after="0" w:line="20" w:lineRule="exact"/>
               <w:tabs>
                 <w:tab w:val="left" w:pos="868"/>
               </w:tabs>
@@ -2913,9 +2923,9 @@
               <w:jc w:val="center"/>
               <w:rPr>
                 <w:rFonts w:asciiTheme="majorBidi" w:hAnsiTheme="majorBidi" w:cstheme="majorBidi"/>
-                <w:sz w:val="24"/>
-                <w:szCs w:val="24"/>
                 <w:lang w:eastAsia="en-GB"/>
+                <w:sz w:val="2"/>
+                <w:szCs w:val="2"/>
               </w:rPr>
             </w:pPr>
           </w:p>
@@ -2923,7 +2933,7 @@
       </w:tr>
       <w:tr>
         <w:trPr>
-          <w:trHeight w:hRule="exact" w:val="5632"/>
+          <w:trHeight w:hRule="atLeast" w:val="0"/>
         </w:trPr>
         <w:tc>
           <w:tcPr>
@@ -2932,7 +2942,7 @@
           </w:tcPr>
           <w:p>
             <w:pPr>
-              <w:spacing w:before="0" w:after="0" w:line="3700" w:lineRule="exact"/>
+              <w:spacing w:before="0" w:after="0" w:line="3940" w:lineRule="exact"/>
               <w:bidi/>
               <w:jc w:val="center"/>
               <w:rPr>
@@ -3127,6 +3137,7 @@
           </w:tbl>
           <w:p>
             <w:pPr>
+              <w:spacing w:before="0" w:after="0" w:line="20" w:lineRule="exact"/>
               <w:tabs>
                 <w:tab w:val="left" w:pos="868"/>
               </w:tabs>
@@ -3134,9 +3145,9 @@
               <w:jc w:val="center"/>
               <w:rPr>
                 <w:rFonts w:asciiTheme="majorBidi" w:hAnsiTheme="majorBidi" w:cstheme="majorBidi"/>
-                <w:sz w:val="24"/>
-                <w:szCs w:val="24"/>
                 <w:rtl/>
+                <w:sz w:val="2"/>
+                <w:szCs w:val="2"/>
               </w:rPr>
             </w:pPr>
           </w:p>
@@ -3147,7 +3158,7 @@
           </w:tcPr>
           <w:p>
             <w:pPr>
-              <w:spacing w:before="0" w:after="0" w:line="3700" w:lineRule="exact"/>
+              <w:spacing w:before="0" w:after="0" w:line="3940" w:lineRule="exact"/>
               <w:tabs>
                 <w:tab w:val="left" w:pos="868"/>
               </w:tabs>
@@ -3345,6 +3356,7 @@
           </w:tbl>
           <w:p>
             <w:pPr>
+              <w:spacing w:before="0" w:after="0" w:line="20" w:lineRule="exact"/>
               <w:tabs>
                 <w:tab w:val="left" w:pos="868"/>
               </w:tabs>
@@ -3352,9 +3364,9 @@
               <w:jc w:val="center"/>
               <w:rPr>
                 <w:rFonts w:asciiTheme="majorBidi" w:hAnsiTheme="majorBidi" w:cstheme="majorBidi"/>
-                <w:sz w:val="24"/>
-                <w:szCs w:val="24"/>
                 <w:lang w:eastAsia="en-GB"/>
+                <w:sz w:val="2"/>
+                <w:szCs w:val="2"/>
               </w:rPr>
             </w:pPr>
           </w:p>
@@ -3362,7 +3374,7 @@
       </w:tr>
       <w:tr>
         <w:trPr>
-          <w:trHeight w:hRule="exact" w:val="5632"/>
+          <w:trHeight w:hRule="atLeast" w:val="0"/>
         </w:trPr>
         <w:tc>
           <w:tcPr>
@@ -3371,7 +3383,7 @@
           </w:tcPr>
           <w:p>
             <w:pPr>
-              <w:spacing w:before="0" w:after="0" w:line="3700" w:lineRule="exact"/>
+              <w:spacing w:before="0" w:after="0" w:line="3940" w:lineRule="exact"/>
               <w:bidi/>
               <w:jc w:val="center"/>
               <w:rPr>
@@ -3566,6 +3578,7 @@
           </w:tbl>
           <w:p>
             <w:pPr>
+              <w:spacing w:before="0" w:after="0" w:line="20" w:lineRule="exact"/>
               <w:tabs>
                 <w:tab w:val="left" w:pos="868"/>
               </w:tabs>
@@ -3573,9 +3586,9 @@
               <w:jc w:val="center"/>
               <w:rPr>
                 <w:rFonts w:asciiTheme="majorBidi" w:hAnsiTheme="majorBidi" w:cstheme="majorBidi"/>
-                <w:sz w:val="24"/>
-                <w:szCs w:val="24"/>
                 <w:rtl/>
+                <w:sz w:val="2"/>
+                <w:szCs w:val="2"/>
               </w:rPr>
             </w:pPr>
           </w:p>
@@ -3586,7 +3599,7 @@
           </w:tcPr>
           <w:p>
             <w:pPr>
-              <w:spacing w:before="0" w:after="0" w:line="3700" w:lineRule="exact"/>
+              <w:spacing w:before="0" w:after="0" w:line="3940" w:lineRule="exact"/>
               <w:tabs>
                 <w:tab w:val="left" w:pos="868"/>
               </w:tabs>
@@ -3784,6 +3797,7 @@
           </w:tbl>
           <w:p>
             <w:pPr>
+              <w:spacing w:before="0" w:after="0" w:line="20" w:lineRule="exact"/>
               <w:tabs>
                 <w:tab w:val="left" w:pos="868"/>
               </w:tabs>
@@ -3791,9 +3805,9 @@
               <w:jc w:val="center"/>
               <w:rPr>
                 <w:rFonts w:asciiTheme="majorBidi" w:hAnsiTheme="majorBidi" w:cstheme="majorBidi"/>
-                <w:sz w:val="24"/>
-                <w:szCs w:val="24"/>
                 <w:lang w:eastAsia="en-GB"/>
+                <w:sz w:val="2"/>
+                <w:szCs w:val="2"/>
               </w:rPr>
             </w:pPr>
           </w:p>

--- a/templates/sanitized/photo-report-mechanical.marked.docx
+++ b/templates/sanitized/photo-report-mechanical.marked.docx
@@ -5383,16 +5383,4 @@
     </a:ext>
   </a:extLst>
 </a:theme>
-</file>
-
-<file path=customXml/item1.xml><?xml version="1.0" encoding="utf-8"?>
-<b:Sources xmlns:b="http://schemas.openxmlformats.org/officeDocument/2006/bibliography" xmlns="http://schemas.openxmlformats.org/officeDocument/2006/bibliography" SelectedStyle="\APASixthEditionOfficeOnline.xsl" StyleName="APA" Version="6"/>
-</file>
-
-<file path=customXml/itemProps1.xml><?xml version="1.0" encoding="utf-8"?>
-<ds:datastoreItem xmlns:ds="http://schemas.openxmlformats.org/officeDocument/2006/customXml" ds:itemID="{6391EA44-9AE3-4430-96D0-5EFC989BF6A2}">
-  <ds:schemaRefs>
-    <ds:schemaRef ds:uri="http://schemas.openxmlformats.org/officeDocument/2006/bibliography"/>
-  </ds:schemaRefs>
-</ds:datastoreItem>
 </file>